--- a/14.StringManipulation/89 String Matching - Naive  KMP  Rabin-Karp.docx
+++ b/14.StringManipulation/89 String Matching - Naive  KMP  Rabin-Karp.docx
@@ -14,14 +14,7 @@
           <w:b/>
           <w:bCs/>
         </w:rPr>
-        <w:t xml:space="preserve">LC#28 FIND Ist OCCURRENCE OF A STING  </w:t>
-      </w:r>
-      <w:r>
-        <w:rPr>
-          <w:b/>
-          <w:bCs/>
-        </w:rPr>
-        <w:t>HAYSTACK(vaikol) , NEEDLE (oosi)</w:t>
+        <w:t>LC#28 FIND Ist OCCURRENCE OF A STING  HAYSTACK(vaikol) , NEEDLE (oosi)</w:t>
       </w:r>
       <w:r>
         <w:rPr>
@@ -386,194 +379,194 @@
           <w:b/>
           <w:bCs/>
         </w:rPr>
+        <w:t xml:space="preserve"> TC :O(N^2) , SC :O(N)</w:t>
+      </w:r>
+    </w:p>
+    <w:p>
+      <w:r>
+        <w:t>class Solution {</w:t>
+      </w:r>
+    </w:p>
+    <w:p>
+      <w:r>
+        <w:t>    public String shortestPalindrome(String s) {</w:t>
+      </w:r>
+    </w:p>
+    <w:p>
+      <w:r>
+        <w:t>        if (s == null || s.length() &lt;= 1) return s;</w:t>
+      </w:r>
+    </w:p>
+    <w:p>
+      <w:r>
+        <w:t>        int j = findPalindromePrefix(s, s.length() - 1, 0);</w:t>
+      </w:r>
+    </w:p>
+    <w:p>
+      <w:r>
+        <w:t>        if (j == s.length()) return s;</w:t>
+      </w:r>
+    </w:p>
+    <w:p>
+      <w:r>
+        <w:t>        String suffix = s.substring(j);</w:t>
+      </w:r>
+    </w:p>
+    <w:p>
+      <w:r>
+        <w:t>        String prefix = new StringBuilder(suffix).reverse().toString();</w:t>
+      </w:r>
+    </w:p>
+    <w:p>
+      <w:r>
+        <w:t>        return prefix + shortestPalindrome(s.substring(0, j)) + suffix;</w:t>
+      </w:r>
+    </w:p>
+    <w:p>
+      <w:r>
+        <w:t>    }</w:t>
+      </w:r>
+    </w:p>
+    <w:p/>
+    <w:p>
+      <w:r>
+        <w:t>    private int findPalindromePrefix(String s, int i, int j) {</w:t>
+      </w:r>
+    </w:p>
+    <w:p>
+      <w:r>
+        <w:t>        if (i &lt; 0) return j;</w:t>
+      </w:r>
+    </w:p>
+    <w:p>
+      <w:r>
+        <w:t>        if (s.charAt(i) == s.charAt(j))</w:t>
+      </w:r>
+    </w:p>
+    <w:p>
+      <w:r>
+        <w:t>            return findPalindromePrefix(s, i - 1, j + 1);</w:t>
+      </w:r>
+    </w:p>
+    <w:p>
+      <w:r>
+        <w:t>        return findPalindromePrefix(s, i - 1, j);</w:t>
+      </w:r>
+    </w:p>
+    <w:p>
+      <w:r>
+        <w:t>    }</w:t>
+      </w:r>
+    </w:p>
+    <w:p>
+      <w:r>
+        <w:t>}</w:t>
+      </w:r>
+    </w:p>
+    <w:p/>
+    <w:p>
+      <w:pPr>
+        <w:rPr>
+          <w:b/>
+          <w:bCs/>
+        </w:rPr>
+      </w:pPr>
+      <w:r>
+        <w:rPr>
+          <w:b/>
+          <w:bCs/>
+        </w:rPr>
+        <w:t>APP3: rabin karp , kmp also if needed refer yt</w:t>
+      </w:r>
+    </w:p>
+    <w:p>
+      <w:pPr>
+        <w:rPr>
+          <w:b/>
+          <w:bCs/>
+        </w:rPr>
+      </w:pPr>
+      <w:r>
+        <w:rPr>
+          <w:b/>
+          <w:bCs/>
+        </w:rPr>
+        <w:t>TC:O(N) , SC:O(N)</w:t>
+      </w:r>
+    </w:p>
+    <w:p>
+      <w:pPr>
+        <w:rPr>
+          <w:b/>
+          <w:bCs/>
+        </w:rPr>
+      </w:pPr>
+    </w:p>
+    <w:p>
+      <w:pPr>
+        <w:rPr>
+          <w:b/>
+          <w:bCs/>
+        </w:rPr>
+      </w:pPr>
+    </w:p>
+    <w:p>
+      <w:pPr>
+        <w:rPr>
+          <w:b/>
+          <w:bCs/>
+        </w:rPr>
+      </w:pPr>
+    </w:p>
+    <w:p>
+      <w:pPr>
+        <w:rPr>
+          <w:b/>
+          <w:bCs/>
+        </w:rPr>
+      </w:pPr>
+    </w:p>
+    <w:p>
+      <w:pPr>
+        <w:rPr>
+          <w:b/>
+          <w:bCs/>
+        </w:rPr>
+      </w:pPr>
+    </w:p>
+    <w:p>
+      <w:pPr>
+        <w:rPr>
+          <w:b/>
+          <w:bCs/>
+        </w:rPr>
+      </w:pPr>
+    </w:p>
+    <w:p>
+      <w:pPr>
+        <w:rPr>
+          <w:b/>
+          <w:bCs/>
+        </w:rPr>
+      </w:pPr>
+    </w:p>
+    <w:p>
+      <w:pPr>
+        <w:rPr>
+          <w:b/>
+          <w:bCs/>
+        </w:rPr>
+      </w:pPr>
+      <w:r>
+        <w:rPr>
+          <w:b/>
+          <w:bCs/>
+        </w:rPr>
+        <w:lastRenderedPageBreak/>
+        <w:t>LC#686:</w:t>
+      </w:r>
+      <w:r>
         <w:t xml:space="preserve"> </w:t>
-      </w:r>
-      <w:r>
-        <w:rPr>
-          <w:b/>
-          <w:bCs/>
-        </w:rPr>
-        <w:t>TC :O(N^2) , SC :O(N)</w:t>
-      </w:r>
-    </w:p>
-    <w:p>
-      <w:r>
-        <w:t>class Solution {</w:t>
-      </w:r>
-    </w:p>
-    <w:p>
-      <w:r>
-        <w:t>    public String shortestPalindrome(String s) {</w:t>
-      </w:r>
-    </w:p>
-    <w:p>
-      <w:r>
-        <w:t>        if (s == null || s.length() &lt;= 1) return s;</w:t>
-      </w:r>
-    </w:p>
-    <w:p>
-      <w:r>
-        <w:t>        int j = findPalindromePrefix(s, s.length() - 1, 0);</w:t>
-      </w:r>
-    </w:p>
-    <w:p>
-      <w:r>
-        <w:t>        if (j == s.length()) return s;</w:t>
-      </w:r>
-    </w:p>
-    <w:p>
-      <w:r>
-        <w:t>        String suffix = s.substring(j);</w:t>
-      </w:r>
-    </w:p>
-    <w:p>
-      <w:r>
-        <w:t>        String prefix = new StringBuilder(suffix).reverse().toString();</w:t>
-      </w:r>
-    </w:p>
-    <w:p>
-      <w:r>
-        <w:t>        return prefix + shortestPalindrome(s.substring(0, j)) + suffix;</w:t>
-      </w:r>
-    </w:p>
-    <w:p>
-      <w:r>
-        <w:t>    }</w:t>
-      </w:r>
-    </w:p>
-    <w:p/>
-    <w:p>
-      <w:r>
-        <w:t>    private int findPalindromePrefix(String s, int i, int j) {</w:t>
-      </w:r>
-    </w:p>
-    <w:p>
-      <w:r>
-        <w:t>        if (i &lt; 0) return j;</w:t>
-      </w:r>
-    </w:p>
-    <w:p>
-      <w:r>
-        <w:t>        if (s.charAt(i) == s.charAt(j))</w:t>
-      </w:r>
-    </w:p>
-    <w:p>
-      <w:r>
-        <w:t>            return findPalindromePrefix(s, i - 1, j + 1);</w:t>
-      </w:r>
-    </w:p>
-    <w:p>
-      <w:r>
-        <w:t>        return findPalindromePrefix(s, i - 1, j);</w:t>
-      </w:r>
-    </w:p>
-    <w:p>
-      <w:r>
-        <w:t>    }</w:t>
-      </w:r>
-    </w:p>
-    <w:p>
-      <w:r>
-        <w:t>}</w:t>
-      </w:r>
-    </w:p>
-    <w:p/>
-    <w:p>
-      <w:pPr>
-        <w:rPr>
-          <w:b/>
-          <w:bCs/>
-        </w:rPr>
-      </w:pPr>
-      <w:r>
-        <w:rPr>
-          <w:b/>
-          <w:bCs/>
-        </w:rPr>
-        <w:t>APP3: rabin karp , kmp also if needed refer yt</w:t>
-      </w:r>
-    </w:p>
-    <w:p>
-      <w:pPr>
-        <w:rPr>
-          <w:b/>
-          <w:bCs/>
-        </w:rPr>
-      </w:pPr>
-      <w:r>
-        <w:rPr>
-          <w:b/>
-          <w:bCs/>
-        </w:rPr>
-        <w:t>TC:O(N) , SC:O(N)</w:t>
-      </w:r>
-    </w:p>
-    <w:p>
-      <w:pPr>
-        <w:rPr>
-          <w:b/>
-          <w:bCs/>
-        </w:rPr>
-      </w:pPr>
-    </w:p>
-    <w:p>
-      <w:pPr>
-        <w:rPr>
-          <w:b/>
-          <w:bCs/>
-        </w:rPr>
-      </w:pPr>
-    </w:p>
-    <w:p>
-      <w:pPr>
-        <w:rPr>
-          <w:b/>
-          <w:bCs/>
-        </w:rPr>
-      </w:pPr>
-    </w:p>
-    <w:p>
-      <w:pPr>
-        <w:rPr>
-          <w:b/>
-          <w:bCs/>
-        </w:rPr>
-      </w:pPr>
-    </w:p>
-    <w:p>
-      <w:pPr>
-        <w:rPr>
-          <w:b/>
-          <w:bCs/>
-        </w:rPr>
-      </w:pPr>
-    </w:p>
-    <w:p>
-      <w:pPr>
-        <w:rPr>
-          <w:b/>
-          <w:bCs/>
-        </w:rPr>
-      </w:pPr>
-    </w:p>
-    <w:p>
-      <w:pPr>
-        <w:rPr>
-          <w:b/>
-          <w:bCs/>
-        </w:rPr>
-      </w:pPr>
-    </w:p>
-    <w:p>
-      <w:pPr>
-        <w:rPr>
-          <w:b/>
-          <w:bCs/>
-        </w:rPr>
-      </w:pPr>
-      <w:r>
-        <w:lastRenderedPageBreak/>
-        <w:t xml:space="preserve">LC#686: </w:t>
       </w:r>
       <w:r>
         <w:rPr>
@@ -2355,6 +2348,7 @@
   <w:style w:type="character" w:default="1" w:styleId="DefaultParagraphFont">
     <w:name w:val="Default Paragraph Font"/>
     <w:uiPriority w:val="1"/>
+    <w:semiHidden/>
     <w:unhideWhenUsed/>
   </w:style>
   <w:style w:type="table" w:default="1" w:styleId="TableNormal">
